--- a/docs/Worker-Guide.docx
+++ b/docs/Worker-Guide.docx
@@ -80,14 +80,14 @@
             <w:r>
               <w:t xml:space="preserve">  </w:t>
             </w:r>
-            <w:r>
-              <w:rPr>
-                <w:b/>
-                <w:bCs/>
-                <w:highlight w:val="yellow"/>
-              </w:rPr>
-              <w:t xml:space="preserve">YOUR-LINK</w:t>
-            </w:r>
+            <w:hyperlink w:history="1" r:id="rIdaczzu-9ydtjrxmhycajih">
+              <w:r>
+                <w:rPr>
+                  <w:rStyle w:val="Hyperlink"/>
+                </w:rPr>
+                <w:t xml:space="preserve">https://sensoria-attendance.kinmenglim.workers.dev</w:t>
+              </w:r>
+            </w:hyperlink>
           </w:p>
           <w:p>
             <w:pPr>
